--- a/DOCUMENT/ОТЧЕТ.docx
+++ b/DOCUMENT/ОТЧЕТ.docx
@@ -465,7 +465,7 @@
           <w:sz w:val="28"/>
           <w:szCs w:val="28"/>
         </w:rPr>
-        <w:t>Петров Петр Петрович</w:t>
+        <w:t>Кузнецова Елизавета Сергеевна</w:t>
       </w:r>
     </w:p>
     <w:p>
@@ -551,8 +551,23 @@
         <w:rPr>
           <w:sz w:val="28"/>
           <w:szCs w:val="28"/>
-        </w:rPr>
-        <w:t>____________________________________</w:t>
+          <w:u w:val="single"/>
+        </w:rPr>
+        <w:t>Прозорова Ю.А.</w:t>
+      </w:r>
+      <w:r>
+        <w:rPr>
+          <w:sz w:val="20"/>
+          <w:szCs w:val="20"/>
+        </w:rPr>
+        <w:t>_________________________</w:t>
+      </w:r>
+      <w:r>
+        <w:rPr>
+          <w:sz w:val="20"/>
+          <w:szCs w:val="20"/>
+        </w:rPr>
+        <w:t>________________</w:t>
       </w:r>
       <w:r>
         <w:rPr>
@@ -571,6 +586,29 @@
           <w:szCs w:val="28"/>
         </w:rPr>
       </w:pPr>
+      <w:r>
+        <w:rPr>
+          <w:sz w:val="28"/>
+          <w:szCs w:val="28"/>
+        </w:rPr>
+        <w:t xml:space="preserve">ООО </w:t>
+      </w:r>
+      <w:proofErr w:type="spellStart"/>
+      <w:r>
+        <w:rPr>
+          <w:sz w:val="28"/>
+          <w:szCs w:val="28"/>
+        </w:rPr>
+        <w:t>МастерСофт</w:t>
+      </w:r>
+      <w:proofErr w:type="spellEnd"/>
+      <w:r>
+        <w:rPr>
+          <w:sz w:val="28"/>
+          <w:szCs w:val="28"/>
+        </w:rPr>
+        <w:t>-Сервис</w:t>
+      </w:r>
     </w:p>
     <w:p>
       <w:pPr>
@@ -3442,9 +3480,9 @@
           <w:szCs w:val="28"/>
         </w:rPr>
         <w:drawing>
-          <wp:inline distT="0" distB="0" distL="0" distR="0" wp14:anchorId="1FCF7B5B" wp14:editId="001AAFB0">
-            <wp:extent cx="2333916" cy="2846614"/>
-            <wp:effectExtent l="19050" t="19050" r="9525" b="11430"/>
+          <wp:inline distT="0" distB="0" distL="0" distR="0" wp14:anchorId="1FCF7B5B" wp14:editId="2DFA430C">
+            <wp:extent cx="2275114" cy="2774895"/>
+            <wp:effectExtent l="19050" t="19050" r="11430" b="26035"/>
             <wp:docPr id="2" name="Рисунок 2"/>
             <wp:cNvGraphicFramePr>
               <a:graphicFrameLocks xmlns:a="http://schemas.openxmlformats.org/drawingml/2006/main" noChangeAspect="1"/>
@@ -3465,7 +3503,7 @@
                   <pic:spPr>
                     <a:xfrm>
                       <a:off x="0" y="0"/>
-                      <a:ext cx="2353662" cy="2870698"/>
+                      <a:ext cx="2295958" cy="2800318"/>
                     </a:xfrm>
                     <a:prstGeom prst="rect">
                       <a:avLst/>
@@ -3497,7 +3535,6 @@
           <w:sz w:val="28"/>
           <w:szCs w:val="28"/>
         </w:rPr>
-        <w:lastRenderedPageBreak/>
         <w:t>Рисунок 2 — Справочники конфигурации</w:t>
       </w:r>
     </w:p>
@@ -3520,6 +3557,7 @@
           <w:sz w:val="28"/>
           <w:szCs w:val="28"/>
         </w:rPr>
+        <w:lastRenderedPageBreak/>
         <w:t>2.2. Атрибуты справочников</w:t>
       </w:r>
     </w:p>
@@ -6784,6 +6822,7 @@
           <w:sz w:val="28"/>
           <w:szCs w:val="28"/>
         </w:rPr>
+        <w:lastRenderedPageBreak/>
         <w:t>Таблица 6 - Справочник «</w:t>
       </w:r>
       <w:proofErr w:type="spellStart"/>
@@ -20444,7 +20483,6 @@
         <w:rPr>
           <w:sz w:val="28"/>
           <w:szCs w:val="28"/>
-          <w:lang w:val="en-US"/>
         </w:rPr>
       </w:pPr>
       <w:r>
